--- a/Course-1/Semester-1/Networks-and-Systems/LAB-06/Хід роботи.docx
+++ b/Course-1/Semester-1/Networks-and-Systems/LAB-06/Хід роботи.docx
@@ -63,7 +63,14 @@
           <w:sz w:val="28"/>
           <w:szCs w:val="28"/>
         </w:rPr>
-        <w:t>Кафедра системного програмування</w:t>
+        <w:t>Кафедра системного про</w:t>
+      </w:r>
+      <w:r>
+        <w:rPr>
+          <w:sz w:val="28"/>
+          <w:szCs w:val="28"/>
+        </w:rPr>
+        <w:t>єктування</w:t>
       </w:r>
     </w:p>
     <w:p>
@@ -340,28 +347,30 @@
           <w:sz w:val="28"/>
           <w:szCs w:val="28"/>
         </w:rPr>
-        <w:t xml:space="preserve">Доцент </w:t>
-      </w:r>
-      <w:proofErr w:type="spellStart"/>
-      <w:r>
+        <w:t>Доцент Цибуляк Богдан Зіновійович</w:t>
+      </w:r>
+    </w:p>
+    <w:p>
+      <w:pPr>
+        <w:jc w:val="center"/>
         <w:rPr>
           <w:b/>
           <w:bCs/>
           <w:sz w:val="28"/>
           <w:szCs w:val="28"/>
         </w:rPr>
-        <w:t>Цибуляк</w:t>
-      </w:r>
-      <w:proofErr w:type="spellEnd"/>
-      <w:r>
+      </w:pPr>
+    </w:p>
+    <w:p>
+      <w:pPr>
+        <w:jc w:val="center"/>
         <w:rPr>
           <w:b/>
           <w:bCs/>
           <w:sz w:val="28"/>
           <w:szCs w:val="28"/>
         </w:rPr>
-        <w:t xml:space="preserve"> Богдан Зіновійович</w:t>
-      </w:r>
+      </w:pPr>
     </w:p>
     <w:p>
       <w:pPr>
@@ -378,12 +387,43 @@
       <w:pPr>
         <w:jc w:val="center"/>
         <w:rPr>
+          <w:sz w:val="28"/>
+          <w:szCs w:val="28"/>
+          <w:lang w:val="ru-RU"/>
+        </w:rPr>
+      </w:pPr>
+      <w:r>
+        <w:rPr>
           <w:b/>
           <w:bCs/>
           <w:sz w:val="28"/>
           <w:szCs w:val="28"/>
         </w:rPr>
-      </w:pPr>
+        <w:t>Львів 2026</w:t>
+      </w:r>
+    </w:p>
+    <w:p>
+      <w:pPr>
+        <w:rPr>
+          <w:sz w:val="28"/>
+          <w:szCs w:val="28"/>
+        </w:rPr>
+      </w:pPr>
+      <w:r>
+        <w:rPr>
+          <w:sz w:val="28"/>
+          <w:szCs w:val="28"/>
+        </w:rPr>
+        <w:lastRenderedPageBreak/>
+        <w:t xml:space="preserve">Мета роботи: </w:t>
+      </w:r>
+      <w:r>
+        <w:rPr>
+          <w:sz w:val="28"/>
+          <w:szCs w:val="28"/>
+        </w:rPr>
+        <w:t>Отримати практичний досвід роботи щодо віртуалізації серверів та аплікацій.</w:t>
+      </w:r>
     </w:p>
     <w:p>
       <w:pPr>
@@ -395,16 +435,6 @@
           <w:szCs w:val="28"/>
         </w:rPr>
       </w:pPr>
-    </w:p>
-    <w:p>
-      <w:pPr>
-        <w:jc w:val="center"/>
-        <w:rPr>
-          <w:sz w:val="28"/>
-          <w:szCs w:val="28"/>
-          <w:lang w:val="ru-RU"/>
-        </w:rPr>
-      </w:pPr>
       <w:r>
         <w:rPr>
           <w:b/>
@@ -412,30 +442,7 @@
           <w:sz w:val="28"/>
           <w:szCs w:val="28"/>
         </w:rPr>
-        <w:t>Львів 2026</w:t>
-      </w:r>
-    </w:p>
-    <w:p>
-      <w:pPr>
-        <w:rPr>
-          <w:sz w:val="28"/>
-          <w:szCs w:val="28"/>
-        </w:rPr>
-      </w:pPr>
-      <w:r>
-        <w:rPr>
-          <w:sz w:val="28"/>
-          <w:szCs w:val="28"/>
-        </w:rPr>
-        <w:lastRenderedPageBreak/>
-        <w:t xml:space="preserve">Мета роботи: </w:t>
-      </w:r>
-      <w:r>
-        <w:rPr>
-          <w:sz w:val="28"/>
-          <w:szCs w:val="28"/>
-        </w:rPr>
-        <w:t>Отримати практичний досвід роботи щодо віртуалізації серверів та аплікацій.</w:t>
+        <w:t>Хід роботи</w:t>
       </w:r>
     </w:p>
     <w:p>
@@ -455,7 +462,7 @@
           <w:sz w:val="28"/>
           <w:szCs w:val="28"/>
         </w:rPr>
-        <w:t>Хід роботи</w:t>
+        <w:t>Віртуалізація – це об’єднання різних обчислювальних ресурсів і їх подальше перенесення з фізичної машини на віртуальну.</w:t>
       </w:r>
     </w:p>
     <w:p>
@@ -475,7 +482,7 @@
           <w:sz w:val="28"/>
           <w:szCs w:val="28"/>
         </w:rPr>
-        <w:t>Віртуалізація – це об’єднання різних обчислювальних ресурсів і їх подальше перенесення з фізичної машини на віртуальну.</w:t>
+        <w:t>Docker – це платформа для розробки, доставки та запуску контейнерних програм. Docker дозволяє створювати контейнери, автоматизувати їх запуск та розгортання, керує життєвим циклом. Він дозволяє запускати безліч контейнерів на одній машині.</w:t>
       </w:r>
     </w:p>
     <w:p>
@@ -488,7 +495,6 @@
           <w:szCs w:val="28"/>
         </w:rPr>
       </w:pPr>
-      <w:proofErr w:type="spellStart"/>
       <w:r>
         <w:rPr>
           <w:b/>
@@ -496,9 +502,8 @@
           <w:sz w:val="28"/>
           <w:szCs w:val="28"/>
         </w:rPr>
-        <w:t>Docker</w:t>
-      </w:r>
-      <w:proofErr w:type="spellEnd"/>
+        <w:t xml:space="preserve">Debian (офіційно </w:t>
+      </w:r>
       <w:r>
         <w:rPr>
           <w:b/>
@@ -506,20 +511,17 @@
           <w:sz w:val="28"/>
           <w:szCs w:val="28"/>
         </w:rPr>
-        <w:t xml:space="preserve"> – це платформа для розробки, доставки та запуску контейнерних програм. Docker дозволяє створювати контейнери, автоматизувати їх запуск та розгортання, керує життєвим циклом. Він дозволяє запускати безліч контейнерів на одній машині.</w:t>
-      </w:r>
-    </w:p>
-    <w:p>
-      <w:pPr>
-        <w:jc w:val="center"/>
+        <w:t>-</w:t>
+      </w:r>
+      <w:r>
         <w:rPr>
           <w:b/>
           <w:bCs/>
           <w:sz w:val="28"/>
           <w:szCs w:val="28"/>
         </w:rPr>
-      </w:pPr>
-      <w:proofErr w:type="spellStart"/>
+        <w:t xml:space="preserve"> Debian GNU/Linux) </w:t>
+      </w:r>
       <w:r>
         <w:rPr>
           <w:b/>
@@ -527,9 +529,8 @@
           <w:sz w:val="28"/>
           <w:szCs w:val="28"/>
         </w:rPr>
-        <w:t>Debian</w:t>
-      </w:r>
-      <w:proofErr w:type="spellEnd"/>
+        <w:t xml:space="preserve">- </w:t>
+      </w:r>
       <w:r>
         <w:rPr>
           <w:b/>
@@ -537,17 +538,19 @@
           <w:sz w:val="28"/>
           <w:szCs w:val="28"/>
         </w:rPr>
-        <w:t xml:space="preserve"> (офіційно </w:t>
-      </w:r>
-      <w:r>
+        <w:t>це вільна та відкрита операційна система на базі ядра Linux, розроблена великою спільнотою волонтерів</w:t>
+      </w:r>
+    </w:p>
+    <w:p>
+      <w:pPr>
+        <w:jc w:val="center"/>
         <w:rPr>
           <w:b/>
           <w:bCs/>
           <w:sz w:val="28"/>
           <w:szCs w:val="28"/>
         </w:rPr>
-        <w:t>-</w:t>
-      </w:r>
+      </w:pPr>
       <w:r>
         <w:rPr>
           <w:b/>
@@ -555,116 +558,7 @@
           <w:sz w:val="28"/>
           <w:szCs w:val="28"/>
         </w:rPr>
-        <w:t xml:space="preserve"> </w:t>
-      </w:r>
-      <w:proofErr w:type="spellStart"/>
-      <w:r>
-        <w:rPr>
-          <w:b/>
-          <w:bCs/>
-          <w:sz w:val="28"/>
-          <w:szCs w:val="28"/>
-        </w:rPr>
-        <w:t>Debian</w:t>
-      </w:r>
-      <w:proofErr w:type="spellEnd"/>
-      <w:r>
-        <w:rPr>
-          <w:b/>
-          <w:bCs/>
-          <w:sz w:val="28"/>
-          <w:szCs w:val="28"/>
-        </w:rPr>
-        <w:t xml:space="preserve"> GNU/</w:t>
-      </w:r>
-      <w:proofErr w:type="spellStart"/>
-      <w:r>
-        <w:rPr>
-          <w:b/>
-          <w:bCs/>
-          <w:sz w:val="28"/>
-          <w:szCs w:val="28"/>
-        </w:rPr>
-        <w:t>Linux</w:t>
-      </w:r>
-      <w:proofErr w:type="spellEnd"/>
-      <w:r>
-        <w:rPr>
-          <w:b/>
-          <w:bCs/>
-          <w:sz w:val="28"/>
-          <w:szCs w:val="28"/>
-        </w:rPr>
-        <w:t xml:space="preserve">) </w:t>
-      </w:r>
-      <w:r>
-        <w:rPr>
-          <w:b/>
-          <w:bCs/>
-          <w:sz w:val="28"/>
-          <w:szCs w:val="28"/>
-        </w:rPr>
-        <w:t xml:space="preserve">- </w:t>
-      </w:r>
-      <w:r>
-        <w:rPr>
-          <w:b/>
-          <w:bCs/>
-          <w:sz w:val="28"/>
-          <w:szCs w:val="28"/>
-        </w:rPr>
-        <w:t xml:space="preserve">це вільна та відкрита операційна система на базі ядра </w:t>
-      </w:r>
-      <w:proofErr w:type="spellStart"/>
-      <w:r>
-        <w:rPr>
-          <w:b/>
-          <w:bCs/>
-          <w:sz w:val="28"/>
-          <w:szCs w:val="28"/>
-        </w:rPr>
-        <w:t>Linux</w:t>
-      </w:r>
-      <w:proofErr w:type="spellEnd"/>
-      <w:r>
-        <w:rPr>
-          <w:b/>
-          <w:bCs/>
-          <w:sz w:val="28"/>
-          <w:szCs w:val="28"/>
-        </w:rPr>
-        <w:t>, розроблена великою спільнотою волонтерів</w:t>
-      </w:r>
-    </w:p>
-    <w:p>
-      <w:pPr>
-        <w:jc w:val="center"/>
-        <w:rPr>
-          <w:b/>
-          <w:bCs/>
-          <w:sz w:val="28"/>
-          <w:szCs w:val="28"/>
-        </w:rPr>
-      </w:pPr>
-      <w:proofErr w:type="spellStart"/>
-      <w:r>
-        <w:rPr>
-          <w:b/>
-          <w:bCs/>
-          <w:sz w:val="28"/>
-          <w:szCs w:val="28"/>
-        </w:rPr>
-        <w:t>Dockerfile</w:t>
-      </w:r>
-      <w:proofErr w:type="spellEnd"/>
-      <w:r>
-        <w:rPr>
-          <w:b/>
-          <w:bCs/>
-          <w:sz w:val="28"/>
-          <w:szCs w:val="28"/>
-        </w:rPr>
-        <w:t xml:space="preserve"> </w:t>
+        <w:t xml:space="preserve">Dockerfile </w:t>
       </w:r>
       <w:r>
         <w:rPr>
@@ -738,64 +632,8 @@
           <w:szCs w:val="28"/>
           <w:lang w:val="ru-RU"/>
         </w:rPr>
-        <w:t xml:space="preserve">Приступаю до </w:t>
-      </w:r>
-      <w:proofErr w:type="spellStart"/>
-      <w:r>
-        <w:rPr>
-          <w:b/>
-          <w:bCs/>
-          <w:sz w:val="28"/>
-          <w:szCs w:val="28"/>
-          <w:lang w:val="ru-RU"/>
-        </w:rPr>
-        <w:t>виконання</w:t>
-      </w:r>
-      <w:proofErr w:type="spellEnd"/>
-      <w:r>
-        <w:rPr>
-          <w:b/>
-          <w:bCs/>
-          <w:sz w:val="28"/>
-          <w:szCs w:val="28"/>
-          <w:lang w:val="ru-RU"/>
-        </w:rPr>
-        <w:t xml:space="preserve"> </w:t>
-      </w:r>
-      <w:proofErr w:type="spellStart"/>
-      <w:r>
-        <w:rPr>
-          <w:b/>
-          <w:bCs/>
-          <w:sz w:val="28"/>
-          <w:szCs w:val="28"/>
-          <w:lang w:val="ru-RU"/>
-        </w:rPr>
-        <w:t>першого</w:t>
-      </w:r>
-      <w:proofErr w:type="spellEnd"/>
-      <w:r>
-        <w:rPr>
-          <w:b/>
-          <w:bCs/>
-          <w:sz w:val="28"/>
-          <w:szCs w:val="28"/>
-          <w:lang w:val="ru-RU"/>
-        </w:rPr>
-        <w:t xml:space="preserve"> </w:t>
-      </w:r>
-      <w:proofErr w:type="spellStart"/>
-      <w:r>
-        <w:rPr>
-          <w:b/>
-          <w:bCs/>
-          <w:sz w:val="28"/>
-          <w:szCs w:val="28"/>
-          <w:lang w:val="ru-RU"/>
-        </w:rPr>
-        <w:t>завдання</w:t>
-      </w:r>
-      <w:proofErr w:type="spellEnd"/>
+        <w:t>Приступаю до виконання першого завдання</w:t>
+      </w:r>
     </w:p>
     <w:p>
       <w:pPr>
@@ -810,7 +648,6 @@
           <w:szCs w:val="28"/>
         </w:rPr>
       </w:pPr>
-      <w:proofErr w:type="spellStart"/>
       <w:r>
         <w:rPr>
           <w:b/>
@@ -819,62 +656,7 @@
           <w:szCs w:val="28"/>
           <w:lang w:val="ru-RU"/>
         </w:rPr>
-        <w:t>Підключаюсь</w:t>
-      </w:r>
-      <w:proofErr w:type="spellEnd"/>
-      <w:r>
-        <w:rPr>
-          <w:b/>
-          <w:bCs/>
-          <w:sz w:val="28"/>
-          <w:szCs w:val="28"/>
-          <w:lang w:val="ru-RU"/>
-        </w:rPr>
-        <w:t xml:space="preserve"> до </w:t>
-      </w:r>
-      <w:proofErr w:type="spellStart"/>
-      <w:r>
-        <w:rPr>
-          <w:b/>
-          <w:bCs/>
-          <w:sz w:val="28"/>
-          <w:szCs w:val="28"/>
-          <w:lang w:val="ru-RU"/>
-        </w:rPr>
-        <w:t>віртуальної</w:t>
-      </w:r>
-      <w:proofErr w:type="spellEnd"/>
-      <w:r>
-        <w:rPr>
-          <w:b/>
-          <w:bCs/>
-          <w:sz w:val="28"/>
-          <w:szCs w:val="28"/>
-          <w:lang w:val="ru-RU"/>
-        </w:rPr>
-        <w:t xml:space="preserve"> </w:t>
-      </w:r>
-      <w:proofErr w:type="spellStart"/>
-      <w:r>
-        <w:rPr>
-          <w:b/>
-          <w:bCs/>
-          <w:sz w:val="28"/>
-          <w:szCs w:val="28"/>
-          <w:lang w:val="ru-RU"/>
-        </w:rPr>
-        <w:t>машини</w:t>
-      </w:r>
-      <w:proofErr w:type="spellEnd"/>
-      <w:r>
-        <w:rPr>
-          <w:b/>
-          <w:bCs/>
-          <w:sz w:val="28"/>
-          <w:szCs w:val="28"/>
-          <w:lang w:val="ru-RU"/>
-        </w:rPr>
-        <w:t xml:space="preserve"> через </w:t>
+        <w:t xml:space="preserve">Підключаюсь до віртуальної машини через </w:t>
       </w:r>
       <w:r>
         <w:rPr>
@@ -968,23 +750,7 @@
           <w:sz w:val="28"/>
           <w:szCs w:val="28"/>
         </w:rPr>
-        <w:t xml:space="preserve">ся з свого </w:t>
-      </w:r>
-      <w:proofErr w:type="spellStart"/>
-      <w:r>
-        <w:rPr>
-          <w:sz w:val="28"/>
-          <w:szCs w:val="28"/>
-        </w:rPr>
-        <w:t>пк</w:t>
-      </w:r>
-      <w:proofErr w:type="spellEnd"/>
-      <w:r>
-        <w:rPr>
-          <w:sz w:val="28"/>
-          <w:szCs w:val="28"/>
-        </w:rPr>
-        <w:t xml:space="preserve"> до віртуальної машини)</w:t>
+        <w:t>ся з свого пк до віртуальної машини)</w:t>
       </w:r>
     </w:p>
     <w:p>
@@ -1168,81 +934,8 @@
           <w:szCs w:val="28"/>
           <w:lang w:val="ru-RU"/>
         </w:rPr>
-        <w:t xml:space="preserve">рисунок 3 (дозволяю </w:t>
-      </w:r>
-      <w:proofErr w:type="spellStart"/>
-      <w:r>
-        <w:rPr>
-          <w:sz w:val="28"/>
-          <w:szCs w:val="28"/>
-          <w:lang w:val="ru-RU"/>
-        </w:rPr>
-        <w:t>користувачу</w:t>
-      </w:r>
-      <w:proofErr w:type="spellEnd"/>
-      <w:r>
-        <w:rPr>
-          <w:sz w:val="28"/>
-          <w:szCs w:val="28"/>
-          <w:lang w:val="ru-RU"/>
-        </w:rPr>
-        <w:t xml:space="preserve"> докер </w:t>
-      </w:r>
-      <w:proofErr w:type="spellStart"/>
-      <w:r>
-        <w:rPr>
-          <w:sz w:val="28"/>
-          <w:szCs w:val="28"/>
-          <w:lang w:val="ru-RU"/>
-        </w:rPr>
-        <w:t>використовувати</w:t>
-      </w:r>
-      <w:proofErr w:type="spellEnd"/>
-      <w:r>
-        <w:rPr>
-          <w:sz w:val="28"/>
-          <w:szCs w:val="28"/>
-          <w:lang w:val="ru-RU"/>
-        </w:rPr>
-        <w:t xml:space="preserve"> </w:t>
-      </w:r>
-      <w:proofErr w:type="spellStart"/>
-      <w:r>
-        <w:rPr>
-          <w:sz w:val="28"/>
-          <w:szCs w:val="28"/>
-          <w:lang w:val="ru-RU"/>
-        </w:rPr>
-        <w:t>термінал</w:t>
-      </w:r>
-      <w:proofErr w:type="spellEnd"/>
-      <w:r>
-        <w:rPr>
-          <w:sz w:val="28"/>
-          <w:szCs w:val="28"/>
-          <w:lang w:val="ru-RU"/>
-        </w:rPr>
-        <w:t xml:space="preserve"> без </w:t>
-      </w:r>
-      <w:proofErr w:type="spellStart"/>
-      <w:r>
-        <w:rPr>
-          <w:sz w:val="28"/>
-          <w:szCs w:val="28"/>
-          <w:lang w:val="ru-RU"/>
-        </w:rPr>
-        <w:t>використання</w:t>
-      </w:r>
-      <w:proofErr w:type="spellEnd"/>
-      <w:r>
-        <w:rPr>
-          <w:sz w:val="28"/>
-          <w:szCs w:val="28"/>
-          <w:lang w:val="ru-RU"/>
-        </w:rPr>
-        <w:t xml:space="preserve"> </w:t>
-      </w:r>
-      <w:proofErr w:type="spellStart"/>
+        <w:t xml:space="preserve">рисунок 3 (дозволяю користувачу докер використовувати термінал без використання </w:t>
+      </w:r>
       <w:r>
         <w:rPr>
           <w:sz w:val="28"/>
@@ -1251,7 +944,6 @@
         </w:rPr>
         <w:t>sudo</w:t>
       </w:r>
-      <w:proofErr w:type="spellEnd"/>
       <w:r>
         <w:rPr>
           <w:sz w:val="28"/>
@@ -1454,23 +1146,7 @@
           <w:sz w:val="28"/>
           <w:szCs w:val="28"/>
         </w:rPr>
-        <w:t xml:space="preserve">але моя швидкість була 1 </w:t>
-      </w:r>
-      <w:proofErr w:type="spellStart"/>
-      <w:r>
-        <w:rPr>
-          <w:sz w:val="28"/>
-          <w:szCs w:val="28"/>
-        </w:rPr>
-        <w:t>мб</w:t>
-      </w:r>
-      <w:proofErr w:type="spellEnd"/>
-      <w:r>
-        <w:rPr>
-          <w:sz w:val="28"/>
-          <w:szCs w:val="28"/>
-        </w:rPr>
-        <w:t xml:space="preserve"> на секунду</w:t>
+        <w:t>але моя швидкість була 1 мб на секунду</w:t>
       </w:r>
       <w:r>
         <w:rPr>
@@ -1486,61 +1162,7 @@
           <w:szCs w:val="28"/>
           <w:lang w:val="ru-RU"/>
         </w:rPr>
-        <w:t xml:space="preserve"> тому я </w:t>
-      </w:r>
-      <w:proofErr w:type="spellStart"/>
-      <w:r>
-        <w:rPr>
-          <w:sz w:val="28"/>
-          <w:szCs w:val="28"/>
-          <w:lang w:val="ru-RU"/>
-        </w:rPr>
-        <w:t>пішов</w:t>
-      </w:r>
-      <w:proofErr w:type="spellEnd"/>
-      <w:r>
-        <w:rPr>
-          <w:sz w:val="28"/>
-          <w:szCs w:val="28"/>
-          <w:lang w:val="ru-RU"/>
-        </w:rPr>
-        <w:t xml:space="preserve"> </w:t>
-      </w:r>
-      <w:proofErr w:type="spellStart"/>
-      <w:r>
-        <w:rPr>
-          <w:sz w:val="28"/>
-          <w:szCs w:val="28"/>
-          <w:lang w:val="ru-RU"/>
-        </w:rPr>
-        <w:t>вирішувати</w:t>
-      </w:r>
-      <w:proofErr w:type="spellEnd"/>
-      <w:r>
-        <w:rPr>
-          <w:sz w:val="28"/>
-          <w:szCs w:val="28"/>
-          <w:lang w:val="ru-RU"/>
-        </w:rPr>
-        <w:t xml:space="preserve"> </w:t>
-      </w:r>
-      <w:proofErr w:type="spellStart"/>
-      <w:r>
-        <w:rPr>
-          <w:sz w:val="28"/>
-          <w:szCs w:val="28"/>
-          <w:lang w:val="ru-RU"/>
-        </w:rPr>
-        <w:t>цю</w:t>
-      </w:r>
-      <w:proofErr w:type="spellEnd"/>
-      <w:r>
-        <w:rPr>
-          <w:sz w:val="28"/>
-          <w:szCs w:val="28"/>
-          <w:lang w:val="ru-RU"/>
-        </w:rPr>
-        <w:t xml:space="preserve"> проблему</w:t>
+        <w:t xml:space="preserve"> тому я пішов вирішувати цю проблему</w:t>
       </w:r>
       <w:r>
         <w:rPr>
@@ -1618,79 +1240,7 @@
           <w:szCs w:val="28"/>
           <w:lang w:val="ru-RU"/>
         </w:rPr>
-        <w:t>рисунок 6 (</w:t>
-      </w:r>
-      <w:proofErr w:type="spellStart"/>
-      <w:r>
-        <w:rPr>
-          <w:sz w:val="28"/>
-          <w:szCs w:val="28"/>
-          <w:lang w:val="ru-RU"/>
-        </w:rPr>
-        <w:t>вміст</w:t>
-      </w:r>
-      <w:proofErr w:type="spellEnd"/>
-      <w:r>
-        <w:rPr>
-          <w:sz w:val="28"/>
-          <w:szCs w:val="28"/>
-          <w:lang w:val="ru-RU"/>
-        </w:rPr>
-        <w:t xml:space="preserve"> файлу та </w:t>
-      </w:r>
-      <w:proofErr w:type="spellStart"/>
-      <w:r>
-        <w:rPr>
-          <w:sz w:val="28"/>
-          <w:szCs w:val="28"/>
-          <w:lang w:val="ru-RU"/>
-        </w:rPr>
-        <w:t>зміна</w:t>
-      </w:r>
-      <w:proofErr w:type="spellEnd"/>
-      <w:r>
-        <w:rPr>
-          <w:sz w:val="28"/>
-          <w:szCs w:val="28"/>
-          <w:lang w:val="ru-RU"/>
-        </w:rPr>
-        <w:t xml:space="preserve"> з порту 8080 на 8082 тому-</w:t>
-      </w:r>
-      <w:proofErr w:type="spellStart"/>
-      <w:r>
-        <w:rPr>
-          <w:sz w:val="28"/>
-          <w:szCs w:val="28"/>
-          <w:lang w:val="ru-RU"/>
-        </w:rPr>
-        <w:t>що</w:t>
-      </w:r>
-      <w:proofErr w:type="spellEnd"/>
-      <w:r>
-        <w:rPr>
-          <w:sz w:val="28"/>
-          <w:szCs w:val="28"/>
-          <w:lang w:val="ru-RU"/>
-        </w:rPr>
-        <w:t xml:space="preserve"> перший порт занятий </w:t>
-      </w:r>
-      <w:proofErr w:type="spellStart"/>
-      <w:r>
-        <w:rPr>
-          <w:sz w:val="28"/>
-          <w:szCs w:val="28"/>
-          <w:lang w:val="ru-RU"/>
-        </w:rPr>
-        <w:t>чімось</w:t>
-      </w:r>
-      <w:proofErr w:type="spellEnd"/>
-      <w:r>
-        <w:rPr>
-          <w:sz w:val="28"/>
-          <w:szCs w:val="28"/>
-          <w:lang w:val="ru-RU"/>
-        </w:rPr>
-        <w:t>)</w:t>
+        <w:t>рисунок 6 (вміст файлу та зміна з порту 8080 на 8082 тому-що перший порт занятий чімось)</w:t>
       </w:r>
     </w:p>
     <w:p>
@@ -1927,7 +1477,6 @@
         </w:rPr>
         <w:t xml:space="preserve">рисунок 9 (створюю </w:t>
       </w:r>
-      <w:proofErr w:type="spellStart"/>
       <w:r>
         <w:rPr>
           <w:sz w:val="28"/>
@@ -1942,7 +1491,6 @@
         </w:rPr>
         <w:t>ю</w:t>
       </w:r>
-      <w:proofErr w:type="spellEnd"/>
       <w:r>
         <w:rPr>
           <w:sz w:val="28"/>
@@ -1970,23 +1518,7 @@
           <w:sz w:val="28"/>
           <w:szCs w:val="28"/>
         </w:rPr>
-        <w:t xml:space="preserve"> після цього захожу для зміни </w:t>
-      </w:r>
-      <w:proofErr w:type="spellStart"/>
-      <w:r>
-        <w:rPr>
-          <w:sz w:val="28"/>
-          <w:szCs w:val="28"/>
-        </w:rPr>
-        <w:t>докерфайлу</w:t>
-      </w:r>
-      <w:proofErr w:type="spellEnd"/>
-      <w:r>
-        <w:rPr>
-          <w:sz w:val="28"/>
-          <w:szCs w:val="28"/>
-        </w:rPr>
-        <w:t>)</w:t>
+        <w:t xml:space="preserve"> після цього захожу для зміни докерфайлу)</w:t>
       </w:r>
     </w:p>
     <w:p>
@@ -2142,16 +1674,7 @@
           <w:szCs w:val="28"/>
           <w:lang w:val="ru-RU"/>
         </w:rPr>
-        <w:t xml:space="preserve">порт 8081 </w:t>
-      </w:r>
-      <w:proofErr w:type="spellStart"/>
-      <w:r>
-        <w:rPr>
-          <w:sz w:val="28"/>
-          <w:szCs w:val="28"/>
-          <w:lang w:val="ru-RU"/>
-        </w:rPr>
-        <w:t>запус</w:t>
+        <w:t>порт 8081 запус</w:t>
       </w:r>
       <w:r>
         <w:rPr>
@@ -2167,27 +1690,8 @@
           <w:szCs w:val="28"/>
           <w:lang w:val="ru-RU"/>
         </w:rPr>
-        <w:t>ився</w:t>
-      </w:r>
-      <w:proofErr w:type="spellEnd"/>
-      <w:r>
-        <w:rPr>
-          <w:sz w:val="28"/>
-          <w:szCs w:val="28"/>
-          <w:lang w:val="ru-RU"/>
-        </w:rPr>
-        <w:t xml:space="preserve"> </w:t>
-      </w:r>
-      <w:proofErr w:type="spellStart"/>
-      <w:r>
-        <w:rPr>
-          <w:sz w:val="28"/>
-          <w:szCs w:val="28"/>
-          <w:lang w:val="ru-RU"/>
-        </w:rPr>
-        <w:t>успішно</w:t>
-      </w:r>
-      <w:proofErr w:type="spellEnd"/>
+        <w:t>ився успішно</w:t>
+      </w:r>
       <w:r>
         <w:rPr>
           <w:sz w:val="28"/>
@@ -2224,23 +1728,7 @@
           <w:sz w:val="28"/>
           <w:szCs w:val="28"/>
         </w:rPr>
-        <w:t xml:space="preserve"> це </w:t>
-      </w:r>
-      <w:proofErr w:type="spellStart"/>
-      <w:r>
-        <w:rPr>
-          <w:sz w:val="28"/>
-          <w:szCs w:val="28"/>
-        </w:rPr>
-        <w:t>тому-що</w:t>
-      </w:r>
-      <w:proofErr w:type="spellEnd"/>
-      <w:r>
-        <w:rPr>
-          <w:sz w:val="28"/>
-          <w:szCs w:val="28"/>
-        </w:rPr>
-        <w:t xml:space="preserve"> під час того як я змінював параметри для збільшення швидкості інтернету прописував порти вручну</w:t>
+        <w:t xml:space="preserve"> це тому-що під час того як я змінював параметри для збільшення швидкості інтернету прописував порти вручну</w:t>
       </w:r>
       <w:r>
         <w:rPr>
@@ -2489,61 +1977,7 @@
           <w:szCs w:val="28"/>
           <w:lang w:val="ru-RU"/>
         </w:rPr>
-        <w:t>рисунок 14 (</w:t>
-      </w:r>
-      <w:proofErr w:type="spellStart"/>
-      <w:r>
-        <w:rPr>
-          <w:sz w:val="28"/>
-          <w:szCs w:val="28"/>
-          <w:lang w:val="ru-RU"/>
-        </w:rPr>
-        <w:t>демонструє</w:t>
-      </w:r>
-      <w:proofErr w:type="spellEnd"/>
-      <w:r>
-        <w:rPr>
-          <w:sz w:val="28"/>
-          <w:szCs w:val="28"/>
-          <w:lang w:val="ru-RU"/>
-        </w:rPr>
-        <w:t xml:space="preserve"> </w:t>
-      </w:r>
-      <w:proofErr w:type="spellStart"/>
-      <w:r>
-        <w:rPr>
-          <w:sz w:val="28"/>
-          <w:szCs w:val="28"/>
-          <w:lang w:val="ru-RU"/>
-        </w:rPr>
-        <w:t>успішно</w:t>
-      </w:r>
-      <w:proofErr w:type="spellEnd"/>
-      <w:r>
-        <w:rPr>
-          <w:sz w:val="28"/>
-          <w:szCs w:val="28"/>
-          <w:lang w:val="ru-RU"/>
-        </w:rPr>
-        <w:t xml:space="preserve"> </w:t>
-      </w:r>
-      <w:proofErr w:type="spellStart"/>
-      <w:r>
-        <w:rPr>
-          <w:sz w:val="28"/>
-          <w:szCs w:val="28"/>
-          <w:lang w:val="ru-RU"/>
-        </w:rPr>
-        <w:t>виконану</w:t>
-      </w:r>
-      <w:proofErr w:type="spellEnd"/>
-      <w:r>
-        <w:rPr>
-          <w:sz w:val="28"/>
-          <w:szCs w:val="28"/>
-          <w:lang w:val="ru-RU"/>
-        </w:rPr>
-        <w:t xml:space="preserve"> роботу)</w:t>
+        <w:t>рисунок 14 (демонструє успішно виконану роботу)</w:t>
       </w:r>
     </w:p>
     <w:p>
@@ -2630,61 +2064,7 @@
           <w:szCs w:val="28"/>
           <w:lang w:val="ru-RU"/>
         </w:rPr>
-        <w:t xml:space="preserve"> (</w:t>
-      </w:r>
-      <w:proofErr w:type="spellStart"/>
-      <w:r>
-        <w:rPr>
-          <w:sz w:val="28"/>
-          <w:szCs w:val="28"/>
-          <w:lang w:val="ru-RU"/>
-        </w:rPr>
-        <w:t>демонструє</w:t>
-      </w:r>
-      <w:proofErr w:type="spellEnd"/>
-      <w:r>
-        <w:rPr>
-          <w:sz w:val="28"/>
-          <w:szCs w:val="28"/>
-          <w:lang w:val="ru-RU"/>
-        </w:rPr>
-        <w:t xml:space="preserve"> </w:t>
-      </w:r>
-      <w:proofErr w:type="spellStart"/>
-      <w:r>
-        <w:rPr>
-          <w:sz w:val="28"/>
-          <w:szCs w:val="28"/>
-          <w:lang w:val="ru-RU"/>
-        </w:rPr>
-        <w:t>запущені</w:t>
-      </w:r>
-      <w:proofErr w:type="spellEnd"/>
-      <w:r>
-        <w:rPr>
-          <w:sz w:val="28"/>
-          <w:szCs w:val="28"/>
-          <w:lang w:val="ru-RU"/>
-        </w:rPr>
-        <w:t xml:space="preserve"> </w:t>
-      </w:r>
-      <w:proofErr w:type="spellStart"/>
-      <w:r>
-        <w:rPr>
-          <w:sz w:val="28"/>
-          <w:szCs w:val="28"/>
-          <w:lang w:val="ru-RU"/>
-        </w:rPr>
-        <w:t>контейнери</w:t>
-      </w:r>
-      <w:proofErr w:type="spellEnd"/>
-      <w:r>
-        <w:rPr>
-          <w:sz w:val="28"/>
-          <w:szCs w:val="28"/>
-          <w:lang w:val="ru-RU"/>
-        </w:rPr>
-        <w:t>)</w:t>
+        <w:t xml:space="preserve"> (демонструє запущені контейнери)</w:t>
       </w:r>
     </w:p>
     <w:p>
@@ -2765,7 +2145,6 @@
         </w:rPr>
         <w:t xml:space="preserve"> 16 (</w:t>
       </w:r>
-      <w:proofErr w:type="spellStart"/>
       <w:r>
         <w:rPr>
           <w:sz w:val="28"/>
@@ -2774,7 +2153,6 @@
         </w:rPr>
         <w:t>мені</w:t>
       </w:r>
-      <w:proofErr w:type="spellEnd"/>
       <w:r>
         <w:rPr>
           <w:sz w:val="28"/>
@@ -2799,7 +2177,6 @@
         </w:rPr>
         <w:t xml:space="preserve"> </w:t>
       </w:r>
-      <w:proofErr w:type="spellStart"/>
       <w:r>
         <w:rPr>
           <w:sz w:val="28"/>
@@ -2808,7 +2185,6 @@
         </w:rPr>
         <w:t>цікаво</w:t>
       </w:r>
-      <w:proofErr w:type="spellEnd"/>
       <w:r>
         <w:rPr>
           <w:sz w:val="28"/>
@@ -2832,7 +2208,6 @@
         </w:rPr>
         <w:t xml:space="preserve">, </w:t>
       </w:r>
-      <w:proofErr w:type="spellStart"/>
       <w:r>
         <w:rPr>
           <w:sz w:val="28"/>
@@ -2841,7 +2216,6 @@
         </w:rPr>
         <w:t>це</w:t>
       </w:r>
-      <w:proofErr w:type="spellEnd"/>
       <w:r>
         <w:rPr>
           <w:sz w:val="28"/>
@@ -2850,7 +2224,6 @@
         </w:rPr>
         <w:t xml:space="preserve"> </w:t>
       </w:r>
-      <w:proofErr w:type="spellStart"/>
       <w:r>
         <w:rPr>
           <w:sz w:val="28"/>
@@ -2859,7 +2232,6 @@
         </w:rPr>
         <w:t>був</w:t>
       </w:r>
-      <w:proofErr w:type="spellEnd"/>
       <w:r>
         <w:rPr>
           <w:sz w:val="28"/>
@@ -3066,7 +2438,6 @@
           <w:lang w:val="ru-RU"/>
         </w:rPr>
       </w:pPr>
-      <w:proofErr w:type="spellStart"/>
       <w:r>
         <w:rPr>
           <w:sz w:val="28"/>
@@ -3074,45 +2445,72 @@
           <w:lang w:val="ru-RU"/>
         </w:rPr>
         <w:lastRenderedPageBreak/>
-        <w:t>Наразі</w:t>
-      </w:r>
-      <w:proofErr w:type="spellEnd"/>
-      <w:r>
-        <w:rPr>
-          <w:sz w:val="28"/>
-          <w:szCs w:val="28"/>
-          <w:lang w:val="ru-RU"/>
-        </w:rPr>
-        <w:t xml:space="preserve"> я </w:t>
-      </w:r>
-      <w:proofErr w:type="spellStart"/>
-      <w:r>
-        <w:rPr>
-          <w:sz w:val="28"/>
-          <w:szCs w:val="28"/>
-          <w:lang w:val="ru-RU"/>
-        </w:rPr>
-        <w:t>вже</w:t>
-      </w:r>
-      <w:proofErr w:type="spellEnd"/>
-      <w:r>
-        <w:rPr>
-          <w:sz w:val="28"/>
-          <w:szCs w:val="28"/>
-          <w:lang w:val="ru-RU"/>
-        </w:rPr>
-        <w:t xml:space="preserve"> мав </w:t>
-      </w:r>
-      <w:proofErr w:type="spellStart"/>
-      <w:r>
-        <w:rPr>
-          <w:sz w:val="28"/>
-          <w:szCs w:val="28"/>
-          <w:lang w:val="ru-RU"/>
-        </w:rPr>
-        <w:t>досвід</w:t>
-      </w:r>
-      <w:proofErr w:type="spellEnd"/>
+        <w:t xml:space="preserve">Наразі я вже мав досвід працювати з </w:t>
+      </w:r>
+      <w:r>
+        <w:rPr>
+          <w:sz w:val="28"/>
+          <w:szCs w:val="28"/>
+          <w:lang w:val="en-US"/>
+        </w:rPr>
+        <w:t>docker</w:t>
+      </w:r>
+      <w:r>
+        <w:rPr>
+          <w:sz w:val="28"/>
+          <w:szCs w:val="28"/>
+          <w:lang w:val="ru-RU"/>
+        </w:rPr>
+        <w:t xml:space="preserve">, </w:t>
+      </w:r>
+      <w:r>
+        <w:rPr>
+          <w:sz w:val="28"/>
+          <w:szCs w:val="28"/>
+          <w:lang w:val="ru-RU"/>
+        </w:rPr>
+        <w:t xml:space="preserve">використовуючи технологію </w:t>
+      </w:r>
+      <w:r>
+        <w:rPr>
+          <w:sz w:val="28"/>
+          <w:szCs w:val="28"/>
+          <w:lang w:val="en-US"/>
+        </w:rPr>
+        <w:t>Hyper</w:t>
+      </w:r>
+      <w:r>
+        <w:rPr>
+          <w:sz w:val="28"/>
+          <w:szCs w:val="28"/>
+          <w:lang w:val="ru-RU"/>
+        </w:rPr>
+        <w:t>-</w:t>
+      </w:r>
+      <w:r>
+        <w:rPr>
+          <w:sz w:val="28"/>
+          <w:szCs w:val="28"/>
+          <w:lang w:val="en-US"/>
+        </w:rPr>
+        <w:t>V</w:t>
+      </w:r>
+      <w:r>
+        <w:rPr>
+          <w:sz w:val="28"/>
+          <w:szCs w:val="28"/>
+          <w:lang w:val="ru-RU"/>
+        </w:rPr>
+        <w:t xml:space="preserve">, </w:t>
+      </w:r>
+      <w:r>
+        <w:rPr>
+          <w:sz w:val="28"/>
+          <w:szCs w:val="28"/>
+          <w:lang w:val="en-US"/>
+        </w:rPr>
+        <w:t>wsl</w:t>
+      </w:r>
       <w:r>
         <w:rPr>
           <w:sz w:val="28"/>
@@ -3121,30 +2519,60 @@
         </w:rPr>
         <w:t xml:space="preserve"> </w:t>
       </w:r>
-      <w:proofErr w:type="spellStart"/>
-      <w:r>
-        <w:rPr>
-          <w:sz w:val="28"/>
-          <w:szCs w:val="28"/>
-          <w:lang w:val="ru-RU"/>
-        </w:rPr>
-        <w:t>працювати</w:t>
-      </w:r>
-      <w:proofErr w:type="spellEnd"/>
-      <w:r>
-        <w:rPr>
-          <w:sz w:val="28"/>
-          <w:szCs w:val="28"/>
-          <w:lang w:val="ru-RU"/>
-        </w:rPr>
-        <w:t xml:space="preserve"> з </w:t>
-      </w:r>
       <w:r>
         <w:rPr>
           <w:sz w:val="28"/>
           <w:szCs w:val="28"/>
           <w:lang w:val="en-US"/>
         </w:rPr>
+        <w:t>for</w:t>
+      </w:r>
+      <w:r>
+        <w:rPr>
+          <w:sz w:val="28"/>
+          <w:szCs w:val="28"/>
+          <w:lang w:val="ru-RU"/>
+        </w:rPr>
+        <w:t xml:space="preserve"> </w:t>
+      </w:r>
+      <w:r>
+        <w:rPr>
+          <w:sz w:val="28"/>
+          <w:szCs w:val="28"/>
+          <w:lang w:val="en-US"/>
+        </w:rPr>
+        <w:t>windows</w:t>
+      </w:r>
+      <w:r>
+        <w:rPr>
+          <w:sz w:val="28"/>
+          <w:szCs w:val="28"/>
+          <w:lang w:val="ru-RU"/>
+        </w:rPr>
+        <w:t xml:space="preserve"> </w:t>
+      </w:r>
+      <w:r>
+        <w:rPr>
+          <w:sz w:val="28"/>
+          <w:szCs w:val="28"/>
+          <w:lang w:val="ru-RU"/>
+        </w:rPr>
+        <w:t>та</w:t>
+      </w:r>
+      <w:r>
+        <w:rPr>
+          <w:sz w:val="28"/>
+          <w:szCs w:val="28"/>
+          <w:lang w:val="ru-RU"/>
+        </w:rPr>
+        <w:t xml:space="preserve"> </w:t>
+      </w:r>
+      <w:r>
+        <w:rPr>
+          <w:sz w:val="28"/>
+          <w:szCs w:val="28"/>
+          <w:lang w:val="en-US"/>
+        </w:rPr>
         <w:t>docker</w:t>
       </w:r>
       <w:r>
@@ -3153,36 +2581,32 @@
           <w:szCs w:val="28"/>
           <w:lang w:val="ru-RU"/>
         </w:rPr>
-        <w:t xml:space="preserve">, </w:t>
-      </w:r>
-      <w:proofErr w:type="spellStart"/>
-      <w:r>
-        <w:rPr>
-          <w:sz w:val="28"/>
-          <w:szCs w:val="28"/>
-          <w:lang w:val="ru-RU"/>
-        </w:rPr>
-        <w:t>використовуючи</w:t>
-      </w:r>
-      <w:proofErr w:type="spellEnd"/>
-      <w:r>
-        <w:rPr>
-          <w:sz w:val="28"/>
-          <w:szCs w:val="28"/>
-          <w:lang w:val="ru-RU"/>
-        </w:rPr>
         <w:t xml:space="preserve"> </w:t>
       </w:r>
-      <w:proofErr w:type="spellStart"/>
-      <w:r>
-        <w:rPr>
-          <w:sz w:val="28"/>
-          <w:szCs w:val="28"/>
-          <w:lang w:val="ru-RU"/>
-        </w:rPr>
-        <w:t>технологію</w:t>
-      </w:r>
-      <w:proofErr w:type="spellEnd"/>
+      <w:r>
+        <w:rPr>
+          <w:sz w:val="28"/>
+          <w:szCs w:val="28"/>
+          <w:lang w:val="en-US"/>
+        </w:rPr>
+        <w:t>desktop</w:t>
+      </w:r>
+      <w:r>
+        <w:rPr>
+          <w:sz w:val="28"/>
+          <w:szCs w:val="28"/>
+          <w:lang w:val="ru-RU"/>
+        </w:rPr>
+        <w:t xml:space="preserve">. </w:t>
+      </w:r>
+      <w:r>
+        <w:rPr>
+          <w:sz w:val="28"/>
+          <w:szCs w:val="28"/>
+          <w:lang w:val="ru-RU"/>
+        </w:rPr>
+        <w:t>Для</w:t>
+      </w:r>
       <w:r>
         <w:rPr>
           <w:sz w:val="28"/>
@@ -3195,158 +2619,10 @@
         <w:rPr>
           <w:sz w:val="28"/>
           <w:szCs w:val="28"/>
-          <w:lang w:val="en-US"/>
-        </w:rPr>
-        <w:t>Hyper</w:t>
-      </w:r>
-      <w:r>
-        <w:rPr>
-          <w:sz w:val="28"/>
-          <w:szCs w:val="28"/>
-          <w:lang w:val="ru-RU"/>
-        </w:rPr>
-        <w:t>-</w:t>
-      </w:r>
-      <w:r>
-        <w:rPr>
-          <w:sz w:val="28"/>
-          <w:szCs w:val="28"/>
-          <w:lang w:val="en-US"/>
-        </w:rPr>
-        <w:t>V</w:t>
-      </w:r>
-      <w:r>
-        <w:rPr>
-          <w:sz w:val="28"/>
-          <w:szCs w:val="28"/>
-          <w:lang w:val="ru-RU"/>
-        </w:rPr>
-        <w:t xml:space="preserve">, </w:t>
-      </w:r>
-      <w:proofErr w:type="spellStart"/>
-      <w:r>
-        <w:rPr>
-          <w:sz w:val="28"/>
-          <w:szCs w:val="28"/>
-          <w:lang w:val="en-US"/>
-        </w:rPr>
-        <w:t>wsl</w:t>
-      </w:r>
-      <w:proofErr w:type="spellEnd"/>
-      <w:r>
-        <w:rPr>
-          <w:sz w:val="28"/>
-          <w:szCs w:val="28"/>
-          <w:lang w:val="ru-RU"/>
-        </w:rPr>
-        <w:t xml:space="preserve"> </w:t>
-      </w:r>
-      <w:r>
-        <w:rPr>
-          <w:sz w:val="28"/>
-          <w:szCs w:val="28"/>
-          <w:lang w:val="en-US"/>
-        </w:rPr>
-        <w:t>for</w:t>
-      </w:r>
-      <w:r>
-        <w:rPr>
-          <w:sz w:val="28"/>
-          <w:szCs w:val="28"/>
-          <w:lang w:val="ru-RU"/>
-        </w:rPr>
-        <w:t xml:space="preserve"> </w:t>
-      </w:r>
-      <w:r>
-        <w:rPr>
-          <w:sz w:val="28"/>
-          <w:szCs w:val="28"/>
-          <w:lang w:val="en-US"/>
-        </w:rPr>
-        <w:t>windows</w:t>
-      </w:r>
-      <w:r>
-        <w:rPr>
-          <w:sz w:val="28"/>
-          <w:szCs w:val="28"/>
-          <w:lang w:val="ru-RU"/>
-        </w:rPr>
-        <w:t xml:space="preserve"> </w:t>
-      </w:r>
-      <w:r>
-        <w:rPr>
-          <w:sz w:val="28"/>
-          <w:szCs w:val="28"/>
-          <w:lang w:val="ru-RU"/>
-        </w:rPr>
-        <w:t>та</w:t>
-      </w:r>
-      <w:r>
-        <w:rPr>
-          <w:sz w:val="28"/>
-          <w:szCs w:val="28"/>
-          <w:lang w:val="ru-RU"/>
-        </w:rPr>
-        <w:t xml:space="preserve"> </w:t>
-      </w:r>
-      <w:r>
-        <w:rPr>
-          <w:sz w:val="28"/>
-          <w:szCs w:val="28"/>
-          <w:lang w:val="en-US"/>
-        </w:rPr>
-        <w:t>docker</w:t>
-      </w:r>
-      <w:r>
-        <w:rPr>
-          <w:sz w:val="28"/>
-          <w:szCs w:val="28"/>
-          <w:lang w:val="ru-RU"/>
-        </w:rPr>
-        <w:t xml:space="preserve"> </w:t>
-      </w:r>
-      <w:r>
-        <w:rPr>
-          <w:sz w:val="28"/>
-          <w:szCs w:val="28"/>
-          <w:lang w:val="en-US"/>
-        </w:rPr>
-        <w:t>desktop</w:t>
-      </w:r>
-      <w:r>
-        <w:rPr>
-          <w:sz w:val="28"/>
-          <w:szCs w:val="28"/>
-          <w:lang w:val="ru-RU"/>
-        </w:rPr>
-        <w:t xml:space="preserve">. </w:t>
-      </w:r>
-      <w:r>
-        <w:rPr>
-          <w:sz w:val="28"/>
-          <w:szCs w:val="28"/>
-          <w:lang w:val="ru-RU"/>
-        </w:rPr>
-        <w:t>Для</w:t>
-      </w:r>
-      <w:r>
-        <w:rPr>
-          <w:sz w:val="28"/>
-          <w:szCs w:val="28"/>
-          <w:lang w:val="ru-RU"/>
-        </w:rPr>
-        <w:t xml:space="preserve"> </w:t>
-      </w:r>
-      <w:proofErr w:type="spellStart"/>
-      <w:r>
-        <w:rPr>
-          <w:sz w:val="28"/>
-          <w:szCs w:val="28"/>
           <w:lang w:val="ru-RU"/>
         </w:rPr>
         <w:t>піднятт</w:t>
       </w:r>
-      <w:proofErr w:type="spellEnd"/>
       <w:r>
         <w:rPr>
           <w:sz w:val="28"/>
